--- a/Assignment(AI)-12.1.docx
+++ b/Assignment(AI)-12.1.docx
@@ -7,62 +7,84 @@
         <w:rPr>
           <w:b/>
           <w:bCs/>
-          <w:sz w:val="32"/>
-          <w:szCs w:val="32"/>
+          <w:sz w:val="36"/>
+          <w:szCs w:val="36"/>
         </w:rPr>
       </w:pPr>
       <w:r>
-        <w:rPr>
-          <w:b/>
-          <w:bCs/>
-          <w:sz w:val="32"/>
-          <w:szCs w:val="32"/>
-        </w:rPr>
-        <w:t xml:space="preserve">                                               Assignment-12.1</w:t>
-      </w:r>
-    </w:p>
-    <w:p>
-      <w:pPr>
-        <w:rPr>
-          <w:b/>
-          <w:bCs/>
-          <w:sz w:val="32"/>
-          <w:szCs w:val="32"/>
-        </w:rPr>
-      </w:pPr>
-      <w:r>
-        <w:rPr>
-          <w:b/>
-          <w:bCs/>
-          <w:sz w:val="32"/>
-          <w:szCs w:val="32"/>
-        </w:rPr>
-        <w:t>2303A510J2</w:t>
-      </w:r>
-    </w:p>
-    <w:p>
-      <w:pPr>
         <w:rPr>
           <w:b/>
           <w:bCs/>
         </w:rPr>
-      </w:pPr>
-    </w:p>
-    <w:p>
-      <w:pPr>
+        <w:t xml:space="preserve">                                                                         </w:t>
+      </w:r>
+      <w:r>
         <w:rPr>
           <w:b/>
           <w:bCs/>
-          <w:sz w:val="28"/>
-          <w:szCs w:val="28"/>
+          <w:sz w:val="36"/>
+          <w:szCs w:val="36"/>
         </w:rPr>
-      </w:pPr>
-      <w:r>
+        <w:t>Assignment-12.1</w:t>
+      </w:r>
+    </w:p>
+    <w:p>
+      <w:pPr>
         <w:rPr>
           <w:b/>
           <w:bCs/>
-          <w:sz w:val="28"/>
-          <w:szCs w:val="28"/>
+        </w:rPr>
+      </w:pPr>
+      <w:r>
+        <w:rPr>
+          <w:b/>
+          <w:bCs/>
+        </w:rPr>
+        <w:t>2303A510J2</w:t>
+      </w:r>
+    </w:p>
+    <w:p>
+      <w:pPr>
+        <w:rPr>
+          <w:b/>
+          <w:bCs/>
+        </w:rPr>
+      </w:pPr>
+      <w:r>
+        <w:rPr>
+          <w:b/>
+          <w:bCs/>
+        </w:rPr>
+        <w:t>BATCH - 17</w:t>
+      </w:r>
+    </w:p>
+    <w:p>
+      <w:pPr>
+        <w:rPr>
+          <w:b/>
+          <w:bCs/>
+        </w:rPr>
+      </w:pPr>
+    </w:p>
+    <w:p>
+      <w:pPr>
+        <w:rPr>
+          <w:b/>
+          <w:bCs/>
+        </w:rPr>
+      </w:pPr>
+    </w:p>
+    <w:p>
+      <w:pPr>
+        <w:rPr>
+          <w:b/>
+          <w:bCs/>
+        </w:rPr>
+      </w:pPr>
+      <w:r>
+        <w:rPr>
+          <w:b/>
+          <w:bCs/>
         </w:rPr>
         <w:t>Task Description #1 (Sorting – Merge Sort Implementation)</w:t>
       </w:r>
@@ -73,16 +95,8 @@
           <w:ilvl w:val="0"/>
           <w:numId w:val="1"/>
         </w:numPr>
-        <w:rPr>
-          <w:sz w:val="28"/>
-          <w:szCs w:val="28"/>
-        </w:rPr>
-      </w:pPr>
-      <w:r>
-        <w:rPr>
-          <w:sz w:val="28"/>
-          <w:szCs w:val="28"/>
-        </w:rPr>
+      </w:pPr>
+      <w:r>
         <w:t>Task: Use AI to generate a Python program that implements the Merge Sort algorithm.</w:t>
       </w:r>
     </w:p>
@@ -92,16 +106,8 @@
           <w:ilvl w:val="0"/>
           <w:numId w:val="1"/>
         </w:numPr>
-        <w:rPr>
-          <w:sz w:val="28"/>
-          <w:szCs w:val="28"/>
-        </w:rPr>
-      </w:pPr>
-      <w:r>
-        <w:rPr>
-          <w:sz w:val="28"/>
-          <w:szCs w:val="28"/>
-        </w:rPr>
+      </w:pPr>
+      <w:r>
         <w:t>Instructions:</w:t>
       </w:r>
     </w:p>
@@ -111,16 +117,8 @@
           <w:ilvl w:val="1"/>
           <w:numId w:val="1"/>
         </w:numPr>
-        <w:rPr>
-          <w:sz w:val="28"/>
-          <w:szCs w:val="28"/>
-        </w:rPr>
-      </w:pPr>
-      <w:r>
-        <w:rPr>
-          <w:sz w:val="28"/>
-          <w:szCs w:val="28"/>
-        </w:rPr>
+      </w:pPr>
+      <w:r>
         <w:t>Prompt AI to create a function merge_sort(arr) that sorts a list in ascending order.</w:t>
       </w:r>
     </w:p>
@@ -130,16 +128,8 @@
           <w:ilvl w:val="1"/>
           <w:numId w:val="1"/>
         </w:numPr>
-        <w:rPr>
-          <w:sz w:val="28"/>
-          <w:szCs w:val="28"/>
-        </w:rPr>
-      </w:pPr>
-      <w:r>
-        <w:rPr>
-          <w:sz w:val="28"/>
-          <w:szCs w:val="28"/>
-        </w:rPr>
+      </w:pPr>
+      <w:r>
         <w:t>Ask AI to include time complexity and space complexity in the function docstring.</w:t>
       </w:r>
     </w:p>
@@ -149,16 +139,8 @@
           <w:ilvl w:val="1"/>
           <w:numId w:val="1"/>
         </w:numPr>
-        <w:rPr>
-          <w:sz w:val="28"/>
-          <w:szCs w:val="28"/>
-        </w:rPr>
-      </w:pPr>
-      <w:r>
-        <w:rPr>
-          <w:sz w:val="28"/>
-          <w:szCs w:val="28"/>
-        </w:rPr>
+      </w:pPr>
+      <w:r>
         <w:t>Verify the generated code with test cases.</w:t>
       </w:r>
     </w:p>
@@ -168,16 +150,8 @@
           <w:ilvl w:val="0"/>
           <w:numId w:val="1"/>
         </w:numPr>
-        <w:rPr>
-          <w:sz w:val="28"/>
-          <w:szCs w:val="28"/>
-        </w:rPr>
-      </w:pPr>
-      <w:r>
-        <w:rPr>
-          <w:sz w:val="28"/>
-          <w:szCs w:val="28"/>
-        </w:rPr>
+      </w:pPr>
+      <w:r>
         <w:t>Expected Output:</w:t>
       </w:r>
     </w:p>
@@ -187,16 +161,8 @@
           <w:ilvl w:val="1"/>
           <w:numId w:val="1"/>
         </w:numPr>
-        <w:rPr>
-          <w:sz w:val="28"/>
-          <w:szCs w:val="28"/>
-        </w:rPr>
-      </w:pPr>
-      <w:r>
-        <w:rPr>
-          <w:sz w:val="28"/>
-          <w:szCs w:val="28"/>
-        </w:rPr>
+      </w:pPr>
+      <w:r>
         <w:t>A functional Python script implementing Merge Sort with proper documentation.</w:t>
       </w:r>
     </w:p>
@@ -208,15 +174,12 @@
         </w:numPr>
       </w:pPr>
       <w:r>
-        <w:rPr>
-          <w:noProof/>
-        </w:rPr>
         <w:lastRenderedPageBreak/>
         <w:drawing>
-          <wp:inline distT="0" distB="0" distL="0" distR="0" wp14:anchorId="46C561B6" wp14:editId="1D425983">
-            <wp:extent cx="5060950" cy="6111156"/>
-            <wp:effectExtent l="0" t="0" r="6350" b="4445"/>
-            <wp:docPr id="1703496350" name="Picture 1"/>
+          <wp:inline distT="0" distB="0" distL="0" distR="0" wp14:anchorId="60B14B35" wp14:editId="31AF6945">
+            <wp:extent cx="5059680" cy="6111240"/>
+            <wp:effectExtent l="0" t="0" r="7620" b="3810"/>
+            <wp:docPr id="416387029" name="Picture 24"/>
             <wp:cNvGraphicFramePr>
               <a:graphicFrameLocks xmlns:a="http://schemas.openxmlformats.org/drawingml/2006/main" noChangeAspect="1"/>
             </wp:cNvGraphicFramePr>
@@ -224,23 +187,36 @@
               <a:graphicData uri="http://schemas.openxmlformats.org/drawingml/2006/picture">
                 <pic:pic xmlns:pic="http://schemas.openxmlformats.org/drawingml/2006/picture">
                   <pic:nvPicPr>
-                    <pic:cNvPr id="1703496350" name=""/>
-                    <pic:cNvPicPr/>
+                    <pic:cNvPr id="0" name="Picture 61"/>
+                    <pic:cNvPicPr>
+                      <a:picLocks noChangeAspect="1" noChangeArrowheads="1"/>
+                    </pic:cNvPicPr>
                   </pic:nvPicPr>
                   <pic:blipFill>
-                    <a:blip r:embed="rId5"/>
+                    <a:blip r:embed="rId5">
+                      <a:extLst>
+                        <a:ext uri="{28A0092B-C50C-407E-A947-70E740481C1C}">
+                          <a14:useLocalDpi xmlns:a14="http://schemas.microsoft.com/office/drawing/2010/main" val="0"/>
+                        </a:ext>
+                      </a:extLst>
+                    </a:blip>
+                    <a:srcRect/>
                     <a:stretch>
                       <a:fillRect/>
                     </a:stretch>
                   </pic:blipFill>
-                  <pic:spPr>
+                  <pic:spPr bwMode="auto">
                     <a:xfrm>
                       <a:off x="0" y="0"/>
-                      <a:ext cx="5066667" cy="6118060"/>
+                      <a:ext cx="5059680" cy="6111240"/>
                     </a:xfrm>
                     <a:prstGeom prst="rect">
                       <a:avLst/>
                     </a:prstGeom>
+                    <a:noFill/>
+                    <a:ln>
+                      <a:noFill/>
+                    </a:ln>
                   </pic:spPr>
                 </pic:pic>
               </a:graphicData>
@@ -249,21 +225,14 @@
         </w:drawing>
       </w:r>
     </w:p>
-    <w:p>
-      <w:pPr>
-        <w:ind w:left="1440"/>
-      </w:pPr>
-    </w:p>
-    <w:p>
-      <w:r>
-        <w:rPr>
-          <w:noProof/>
-        </w:rPr>
+    <w:p/>
+    <w:p>
+      <w:r>
         <w:drawing>
-          <wp:inline distT="0" distB="0" distL="0" distR="0" wp14:anchorId="1570BAA1" wp14:editId="20B46345">
-            <wp:extent cx="5731510" cy="585470"/>
-            <wp:effectExtent l="0" t="0" r="2540" b="5080"/>
-            <wp:docPr id="1528619393" name="Picture 1"/>
+          <wp:inline distT="0" distB="0" distL="0" distR="0" wp14:anchorId="0C9F22AC" wp14:editId="79EB4C83">
+            <wp:extent cx="5730240" cy="586740"/>
+            <wp:effectExtent l="0" t="0" r="3810" b="3810"/>
+            <wp:docPr id="677914648" name="Picture 23"/>
             <wp:cNvGraphicFramePr>
               <a:graphicFrameLocks xmlns:a="http://schemas.openxmlformats.org/drawingml/2006/main" noChangeAspect="1"/>
             </wp:cNvGraphicFramePr>
@@ -271,23 +240,36 @@
               <a:graphicData uri="http://schemas.openxmlformats.org/drawingml/2006/picture">
                 <pic:pic xmlns:pic="http://schemas.openxmlformats.org/drawingml/2006/picture">
                   <pic:nvPicPr>
-                    <pic:cNvPr id="1528619393" name=""/>
-                    <pic:cNvPicPr/>
+                    <pic:cNvPr id="0" name="Picture 62"/>
+                    <pic:cNvPicPr>
+                      <a:picLocks noChangeAspect="1" noChangeArrowheads="1"/>
+                    </pic:cNvPicPr>
                   </pic:nvPicPr>
                   <pic:blipFill>
-                    <a:blip r:embed="rId6"/>
+                    <a:blip r:embed="rId6">
+                      <a:extLst>
+                        <a:ext uri="{28A0092B-C50C-407E-A947-70E740481C1C}">
+                          <a14:useLocalDpi xmlns:a14="http://schemas.microsoft.com/office/drawing/2010/main" val="0"/>
+                        </a:ext>
+                      </a:extLst>
+                    </a:blip>
+                    <a:srcRect/>
                     <a:stretch>
                       <a:fillRect/>
                     </a:stretch>
                   </pic:blipFill>
-                  <pic:spPr>
+                  <pic:spPr bwMode="auto">
                     <a:xfrm>
                       <a:off x="0" y="0"/>
-                      <a:ext cx="5731510" cy="585470"/>
+                      <a:ext cx="5730240" cy="586740"/>
                     </a:xfrm>
                     <a:prstGeom prst="rect">
                       <a:avLst/>
                     </a:prstGeom>
+                    <a:noFill/>
+                    <a:ln>
+                      <a:noFill/>
+                    </a:ln>
                   </pic:spPr>
                 </pic:pic>
               </a:graphicData>
@@ -332,6 +314,7 @@
         </w:numPr>
       </w:pPr>
       <w:r>
+        <w:lastRenderedPageBreak/>
         <w:t>Instructions:</w:t>
       </w:r>
     </w:p>
@@ -343,7 +326,6 @@
         </w:numPr>
       </w:pPr>
       <w:r>
-        <w:lastRenderedPageBreak/>
         <w:t>Prompt AI to create a function binary_search(arr, target) returning the index of the target or -1 if not found.</w:t>
       </w:r>
     </w:p>
@@ -393,14 +375,12 @@
     </w:p>
     <w:p>
       <w:r>
-        <w:rPr>
-          <w:noProof/>
-        </w:rPr>
+        <w:lastRenderedPageBreak/>
         <w:drawing>
-          <wp:inline distT="0" distB="0" distL="0" distR="0" wp14:anchorId="43510B0F" wp14:editId="172212BF">
-            <wp:extent cx="5731510" cy="6882765"/>
-            <wp:effectExtent l="0" t="0" r="2540" b="0"/>
-            <wp:docPr id="672569833" name="Picture 1"/>
+          <wp:inline distT="0" distB="0" distL="0" distR="0" wp14:anchorId="5001E1F9" wp14:editId="3D4026A2">
+            <wp:extent cx="5730240" cy="6880860"/>
+            <wp:effectExtent l="0" t="0" r="3810" b="0"/>
+            <wp:docPr id="1868978872" name="Picture 22"/>
             <wp:cNvGraphicFramePr>
               <a:graphicFrameLocks xmlns:a="http://schemas.openxmlformats.org/drawingml/2006/main" noChangeAspect="1"/>
             </wp:cNvGraphicFramePr>
@@ -408,23 +388,36 @@
               <a:graphicData uri="http://schemas.openxmlformats.org/drawingml/2006/picture">
                 <pic:pic xmlns:pic="http://schemas.openxmlformats.org/drawingml/2006/picture">
                   <pic:nvPicPr>
-                    <pic:cNvPr id="672569833" name=""/>
-                    <pic:cNvPicPr/>
+                    <pic:cNvPr id="0" name="Picture 63"/>
+                    <pic:cNvPicPr>
+                      <a:picLocks noChangeAspect="1" noChangeArrowheads="1"/>
+                    </pic:cNvPicPr>
                   </pic:nvPicPr>
                   <pic:blipFill>
-                    <a:blip r:embed="rId7"/>
+                    <a:blip r:embed="rId7">
+                      <a:extLst>
+                        <a:ext uri="{28A0092B-C50C-407E-A947-70E740481C1C}">
+                          <a14:useLocalDpi xmlns:a14="http://schemas.microsoft.com/office/drawing/2010/main" val="0"/>
+                        </a:ext>
+                      </a:extLst>
+                    </a:blip>
+                    <a:srcRect/>
                     <a:stretch>
                       <a:fillRect/>
                     </a:stretch>
                   </pic:blipFill>
-                  <pic:spPr>
+                  <pic:spPr bwMode="auto">
                     <a:xfrm>
                       <a:off x="0" y="0"/>
-                      <a:ext cx="5731510" cy="6882765"/>
+                      <a:ext cx="5730240" cy="6880860"/>
                     </a:xfrm>
                     <a:prstGeom prst="rect">
                       <a:avLst/>
                     </a:prstGeom>
+                    <a:noFill/>
+                    <a:ln>
+                      <a:noFill/>
+                    </a:ln>
                   </pic:spPr>
                 </pic:pic>
               </a:graphicData>
@@ -441,15 +434,13 @@
       </w:pPr>
       <w:r>
         <w:rPr>
-          <w:noProof/>
           <w:lang w:val="en"/>
         </w:rPr>
-        <w:lastRenderedPageBreak/>
         <w:drawing>
-          <wp:inline distT="0" distB="0" distL="0" distR="0" wp14:anchorId="1135EA21" wp14:editId="5C63A511">
-            <wp:extent cx="5731510" cy="992505"/>
-            <wp:effectExtent l="0" t="0" r="2540" b="0"/>
-            <wp:docPr id="295159805" name="Picture 1"/>
+          <wp:inline distT="0" distB="0" distL="0" distR="0" wp14:anchorId="7346DDDA" wp14:editId="5DE0AB01">
+            <wp:extent cx="5730240" cy="990600"/>
+            <wp:effectExtent l="0" t="0" r="3810" b="0"/>
+            <wp:docPr id="2096393686" name="Picture 21"/>
             <wp:cNvGraphicFramePr>
               <a:graphicFrameLocks xmlns:a="http://schemas.openxmlformats.org/drawingml/2006/main" noChangeAspect="1"/>
             </wp:cNvGraphicFramePr>
@@ -457,23 +448,36 @@
               <a:graphicData uri="http://schemas.openxmlformats.org/drawingml/2006/picture">
                 <pic:pic xmlns:pic="http://schemas.openxmlformats.org/drawingml/2006/picture">
                   <pic:nvPicPr>
-                    <pic:cNvPr id="295159805" name=""/>
-                    <pic:cNvPicPr/>
+                    <pic:cNvPr id="0" name="Picture 64"/>
+                    <pic:cNvPicPr>
+                      <a:picLocks noChangeAspect="1" noChangeArrowheads="1"/>
+                    </pic:cNvPicPr>
                   </pic:nvPicPr>
                   <pic:blipFill>
-                    <a:blip r:embed="rId8"/>
+                    <a:blip r:embed="rId8">
+                      <a:extLst>
+                        <a:ext uri="{28A0092B-C50C-407E-A947-70E740481C1C}">
+                          <a14:useLocalDpi xmlns:a14="http://schemas.microsoft.com/office/drawing/2010/main" val="0"/>
+                        </a:ext>
+                      </a:extLst>
+                    </a:blip>
+                    <a:srcRect/>
                     <a:stretch>
                       <a:fillRect/>
                     </a:stretch>
                   </pic:blipFill>
-                  <pic:spPr>
+                  <pic:spPr bwMode="auto">
                     <a:xfrm>
                       <a:off x="0" y="0"/>
-                      <a:ext cx="5731510" cy="992505"/>
+                      <a:ext cx="5730240" cy="990600"/>
                     </a:xfrm>
                     <a:prstGeom prst="rect">
                       <a:avLst/>
                     </a:prstGeom>
+                    <a:noFill/>
+                    <a:ln>
+                      <a:noFill/>
+                    </a:ln>
                   </pic:spPr>
                 </pic:pic>
               </a:graphicData>
@@ -505,6 +509,7 @@
         </w:numPr>
       </w:pPr>
       <w:r>
+        <w:lastRenderedPageBreak/>
         <w:t>Scenario: A retail store’s inventory system contains thousands of products, each with attributes like product ID, name, price, and stock quantity. Store staff need to:</w:t>
       </w:r>
     </w:p>
@@ -545,7 +550,7 @@
       <w:pPr>
         <w:numPr>
           <w:ilvl w:val="1"/>
-          <w:numId w:val="10"/>
+          <w:numId w:val="4"/>
         </w:numPr>
       </w:pPr>
       <w:r>
@@ -556,7 +561,7 @@
       <w:pPr>
         <w:numPr>
           <w:ilvl w:val="1"/>
-          <w:numId w:val="10"/>
+          <w:numId w:val="4"/>
         </w:numPr>
       </w:pPr>
       <w:r>
@@ -567,7 +572,7 @@
       <w:pPr>
         <w:numPr>
           <w:ilvl w:val="1"/>
-          <w:numId w:val="10"/>
+          <w:numId w:val="4"/>
         </w:numPr>
       </w:pPr>
       <w:r>
@@ -589,7 +594,7 @@
       <w:pPr>
         <w:numPr>
           <w:ilvl w:val="1"/>
-          <w:numId w:val="11"/>
+          <w:numId w:val="5"/>
         </w:numPr>
       </w:pPr>
       <w:r>
@@ -600,7 +605,7 @@
       <w:pPr>
         <w:numPr>
           <w:ilvl w:val="1"/>
-          <w:numId w:val="11"/>
+          <w:numId w:val="5"/>
         </w:numPr>
       </w:pPr>
       <w:r>
@@ -609,15 +614,12 @@
     </w:p>
     <w:p>
       <w:r>
-        <w:rPr>
-          <w:noProof/>
-        </w:rPr>
         <w:lastRenderedPageBreak/>
         <w:drawing>
-          <wp:inline distT="0" distB="0" distL="0" distR="0" wp14:anchorId="75C0560A" wp14:editId="6EB1A7CE">
-            <wp:extent cx="5731510" cy="7654290"/>
-            <wp:effectExtent l="0" t="0" r="2540" b="3810"/>
-            <wp:docPr id="354889220" name="Picture 1"/>
+          <wp:inline distT="0" distB="0" distL="0" distR="0" wp14:anchorId="00B9F095" wp14:editId="2018D2B2">
+            <wp:extent cx="5730240" cy="7650480"/>
+            <wp:effectExtent l="0" t="0" r="3810" b="7620"/>
+            <wp:docPr id="1737549803" name="Picture 20"/>
             <wp:cNvGraphicFramePr>
               <a:graphicFrameLocks xmlns:a="http://schemas.openxmlformats.org/drawingml/2006/main" noChangeAspect="1"/>
             </wp:cNvGraphicFramePr>
@@ -625,23 +627,36 @@
               <a:graphicData uri="http://schemas.openxmlformats.org/drawingml/2006/picture">
                 <pic:pic xmlns:pic="http://schemas.openxmlformats.org/drawingml/2006/picture">
                   <pic:nvPicPr>
-                    <pic:cNvPr id="354889220" name=""/>
-                    <pic:cNvPicPr/>
+                    <pic:cNvPr id="0" name="Picture 65"/>
+                    <pic:cNvPicPr>
+                      <a:picLocks noChangeAspect="1" noChangeArrowheads="1"/>
+                    </pic:cNvPicPr>
                   </pic:nvPicPr>
                   <pic:blipFill>
-                    <a:blip r:embed="rId9"/>
+                    <a:blip r:embed="rId9">
+                      <a:extLst>
+                        <a:ext uri="{28A0092B-C50C-407E-A947-70E740481C1C}">
+                          <a14:useLocalDpi xmlns:a14="http://schemas.microsoft.com/office/drawing/2010/main" val="0"/>
+                        </a:ext>
+                      </a:extLst>
+                    </a:blip>
+                    <a:srcRect/>
                     <a:stretch>
                       <a:fillRect/>
                     </a:stretch>
                   </pic:blipFill>
-                  <pic:spPr>
+                  <pic:spPr bwMode="auto">
                     <a:xfrm>
                       <a:off x="0" y="0"/>
-                      <a:ext cx="5731510" cy="7654290"/>
+                      <a:ext cx="5730240" cy="7650480"/>
                     </a:xfrm>
                     <a:prstGeom prst="rect">
                       <a:avLst/>
                     </a:prstGeom>
+                    <a:noFill/>
+                    <a:ln>
+                      <a:noFill/>
+                    </a:ln>
                   </pic:spPr>
                 </pic:pic>
               </a:graphicData>
@@ -653,15 +668,12 @@
     <w:p/>
     <w:p>
       <w:r>
-        <w:rPr>
-          <w:noProof/>
-        </w:rPr>
         <w:lastRenderedPageBreak/>
         <w:drawing>
-          <wp:inline distT="0" distB="0" distL="0" distR="0" wp14:anchorId="307F7283" wp14:editId="2458DBFD">
-            <wp:extent cx="5731510" cy="3063875"/>
-            <wp:effectExtent l="0" t="0" r="2540" b="3175"/>
-            <wp:docPr id="611814592" name="Picture 1"/>
+          <wp:inline distT="0" distB="0" distL="0" distR="0" wp14:anchorId="784F2552" wp14:editId="2ECB34C2">
+            <wp:extent cx="5730240" cy="3063240"/>
+            <wp:effectExtent l="0" t="0" r="3810" b="3810"/>
+            <wp:docPr id="2101352901" name="Picture 19"/>
             <wp:cNvGraphicFramePr>
               <a:graphicFrameLocks xmlns:a="http://schemas.openxmlformats.org/drawingml/2006/main" noChangeAspect="1"/>
             </wp:cNvGraphicFramePr>
@@ -669,23 +681,36 @@
               <a:graphicData uri="http://schemas.openxmlformats.org/drawingml/2006/picture">
                 <pic:pic xmlns:pic="http://schemas.openxmlformats.org/drawingml/2006/picture">
                   <pic:nvPicPr>
-                    <pic:cNvPr id="611814592" name=""/>
-                    <pic:cNvPicPr/>
+                    <pic:cNvPr id="0" name="Picture 66"/>
+                    <pic:cNvPicPr>
+                      <a:picLocks noChangeAspect="1" noChangeArrowheads="1"/>
+                    </pic:cNvPicPr>
                   </pic:nvPicPr>
                   <pic:blipFill>
-                    <a:blip r:embed="rId10"/>
+                    <a:blip r:embed="rId10">
+                      <a:extLst>
+                        <a:ext uri="{28A0092B-C50C-407E-A947-70E740481C1C}">
+                          <a14:useLocalDpi xmlns:a14="http://schemas.microsoft.com/office/drawing/2010/main" val="0"/>
+                        </a:ext>
+                      </a:extLst>
+                    </a:blip>
+                    <a:srcRect/>
                     <a:stretch>
                       <a:fillRect/>
                     </a:stretch>
                   </pic:blipFill>
-                  <pic:spPr>
+                  <pic:spPr bwMode="auto">
                     <a:xfrm>
                       <a:off x="0" y="0"/>
-                      <a:ext cx="5731510" cy="3063875"/>
+                      <a:ext cx="5730240" cy="3063240"/>
                     </a:xfrm>
                     <a:prstGeom prst="rect">
                       <a:avLst/>
                     </a:prstGeom>
+                    <a:noFill/>
+                    <a:ln>
+                      <a:noFill/>
+                    </a:ln>
                   </pic:spPr>
                 </pic:pic>
               </a:graphicData>
@@ -719,7 +744,7 @@
       <w:pPr>
         <w:numPr>
           <w:ilvl w:val="0"/>
-          <w:numId w:val="4"/>
+          <w:numId w:val="6"/>
         </w:numPr>
       </w:pPr>
       <w:r>
@@ -730,7 +755,7 @@
       <w:pPr>
         <w:numPr>
           <w:ilvl w:val="0"/>
-          <w:numId w:val="4"/>
+          <w:numId w:val="6"/>
         </w:numPr>
       </w:pPr>
       <w:r>
@@ -746,7 +771,7 @@
       <w:pPr>
         <w:numPr>
           <w:ilvl w:val="0"/>
-          <w:numId w:val="5"/>
+          <w:numId w:val="7"/>
         </w:numPr>
       </w:pPr>
       <w:r>
@@ -757,7 +782,7 @@
       <w:pPr>
         <w:numPr>
           <w:ilvl w:val="0"/>
-          <w:numId w:val="5"/>
+          <w:numId w:val="7"/>
         </w:numPr>
       </w:pPr>
       <w:r>
@@ -768,7 +793,7 @@
       <w:pPr>
         <w:numPr>
           <w:ilvl w:val="0"/>
-          <w:numId w:val="5"/>
+          <w:numId w:val="7"/>
         </w:numPr>
       </w:pPr>
       <w:r>
@@ -777,15 +802,12 @@
     </w:p>
     <w:p>
       <w:r>
-        <w:rPr>
-          <w:noProof/>
-        </w:rPr>
         <w:lastRenderedPageBreak/>
         <w:drawing>
-          <wp:inline distT="0" distB="0" distL="0" distR="0" wp14:anchorId="7FFC4EED" wp14:editId="0D6CC805">
-            <wp:extent cx="5731510" cy="6960235"/>
-            <wp:effectExtent l="0" t="0" r="2540" b="0"/>
-            <wp:docPr id="281875713" name="Picture 1"/>
+          <wp:inline distT="0" distB="0" distL="0" distR="0" wp14:anchorId="0F57A68A" wp14:editId="43148567">
+            <wp:extent cx="5730240" cy="6957060"/>
+            <wp:effectExtent l="0" t="0" r="3810" b="0"/>
+            <wp:docPr id="1999731979" name="Picture 18"/>
             <wp:cNvGraphicFramePr>
               <a:graphicFrameLocks xmlns:a="http://schemas.openxmlformats.org/drawingml/2006/main" noChangeAspect="1"/>
             </wp:cNvGraphicFramePr>
@@ -793,23 +815,36 @@
               <a:graphicData uri="http://schemas.openxmlformats.org/drawingml/2006/picture">
                 <pic:pic xmlns:pic="http://schemas.openxmlformats.org/drawingml/2006/picture">
                   <pic:nvPicPr>
-                    <pic:cNvPr id="281875713" name=""/>
-                    <pic:cNvPicPr/>
+                    <pic:cNvPr id="0" name="Picture 67"/>
+                    <pic:cNvPicPr>
+                      <a:picLocks noChangeAspect="1" noChangeArrowheads="1"/>
+                    </pic:cNvPicPr>
                   </pic:nvPicPr>
                   <pic:blipFill>
-                    <a:blip r:embed="rId11"/>
+                    <a:blip r:embed="rId11">
+                      <a:extLst>
+                        <a:ext uri="{28A0092B-C50C-407E-A947-70E740481C1C}">
+                          <a14:useLocalDpi xmlns:a14="http://schemas.microsoft.com/office/drawing/2010/main" val="0"/>
+                        </a:ext>
+                      </a:extLst>
+                    </a:blip>
+                    <a:srcRect/>
                     <a:stretch>
                       <a:fillRect/>
                     </a:stretch>
                   </pic:blipFill>
-                  <pic:spPr>
+                  <pic:spPr bwMode="auto">
                     <a:xfrm>
                       <a:off x="0" y="0"/>
-                      <a:ext cx="5731510" cy="6960235"/>
+                      <a:ext cx="5730240" cy="6957060"/>
                     </a:xfrm>
                     <a:prstGeom prst="rect">
                       <a:avLst/>
                     </a:prstGeom>
+                    <a:noFill/>
+                    <a:ln>
+                      <a:noFill/>
+                    </a:ln>
                   </pic:spPr>
                 </pic:pic>
               </a:graphicData>
@@ -822,15 +857,12 @@
     <w:p/>
     <w:p>
       <w:r>
-        <w:rPr>
-          <w:noProof/>
-        </w:rPr>
         <w:lastRenderedPageBreak/>
         <w:drawing>
-          <wp:inline distT="0" distB="0" distL="0" distR="0" wp14:anchorId="21422D47" wp14:editId="02CFBEE2">
-            <wp:extent cx="5731510" cy="2168525"/>
-            <wp:effectExtent l="0" t="0" r="2540" b="3175"/>
-            <wp:docPr id="311069453" name="Picture 1"/>
+          <wp:inline distT="0" distB="0" distL="0" distR="0" wp14:anchorId="309CC2CB" wp14:editId="7D9BAFBD">
+            <wp:extent cx="5730240" cy="2164080"/>
+            <wp:effectExtent l="0" t="0" r="3810" b="7620"/>
+            <wp:docPr id="1081776153" name="Picture 17"/>
             <wp:cNvGraphicFramePr>
               <a:graphicFrameLocks xmlns:a="http://schemas.openxmlformats.org/drawingml/2006/main" noChangeAspect="1"/>
             </wp:cNvGraphicFramePr>
@@ -838,23 +870,36 @@
               <a:graphicData uri="http://schemas.openxmlformats.org/drawingml/2006/picture">
                 <pic:pic xmlns:pic="http://schemas.openxmlformats.org/drawingml/2006/picture">
                   <pic:nvPicPr>
-                    <pic:cNvPr id="311069453" name=""/>
-                    <pic:cNvPicPr/>
+                    <pic:cNvPr id="0" name="Picture 68"/>
+                    <pic:cNvPicPr>
+                      <a:picLocks noChangeAspect="1" noChangeArrowheads="1"/>
+                    </pic:cNvPicPr>
                   </pic:nvPicPr>
                   <pic:blipFill>
-                    <a:blip r:embed="rId12"/>
+                    <a:blip r:embed="rId12">
+                      <a:extLst>
+                        <a:ext uri="{28A0092B-C50C-407E-A947-70E740481C1C}">
+                          <a14:useLocalDpi xmlns:a14="http://schemas.microsoft.com/office/drawing/2010/main" val="0"/>
+                        </a:ext>
+                      </a:extLst>
+                    </a:blip>
+                    <a:srcRect/>
                     <a:stretch>
                       <a:fillRect/>
                     </a:stretch>
                   </pic:blipFill>
-                  <pic:spPr>
+                  <pic:spPr bwMode="auto">
                     <a:xfrm>
                       <a:off x="0" y="0"/>
-                      <a:ext cx="5731510" cy="2168525"/>
+                      <a:ext cx="5730240" cy="2164080"/>
                     </a:xfrm>
                     <a:prstGeom prst="rect">
                       <a:avLst/>
                     </a:prstGeom>
+                    <a:noFill/>
+                    <a:ln>
+                      <a:noFill/>
+                    </a:ln>
                   </pic:spPr>
                 </pic:pic>
               </a:graphicData>
@@ -899,7 +944,7 @@
       <w:pPr>
         <w:numPr>
           <w:ilvl w:val="0"/>
-          <w:numId w:val="6"/>
+          <w:numId w:val="8"/>
         </w:numPr>
       </w:pPr>
       <w:r>
@@ -910,7 +955,7 @@
       <w:pPr>
         <w:numPr>
           <w:ilvl w:val="0"/>
-          <w:numId w:val="6"/>
+          <w:numId w:val="8"/>
         </w:numPr>
       </w:pPr>
       <w:r>
@@ -926,7 +971,7 @@
       <w:pPr>
         <w:numPr>
           <w:ilvl w:val="0"/>
-          <w:numId w:val="7"/>
+          <w:numId w:val="9"/>
         </w:numPr>
       </w:pPr>
       <w:r>
@@ -937,7 +982,7 @@
       <w:pPr>
         <w:numPr>
           <w:ilvl w:val="0"/>
-          <w:numId w:val="7"/>
+          <w:numId w:val="9"/>
         </w:numPr>
       </w:pPr>
       <w:r>
@@ -948,7 +993,7 @@
       <w:pPr>
         <w:numPr>
           <w:ilvl w:val="0"/>
-          <w:numId w:val="7"/>
+          <w:numId w:val="9"/>
         </w:numPr>
       </w:pPr>
       <w:r>
@@ -957,15 +1002,12 @@
     </w:p>
     <w:p>
       <w:r>
-        <w:rPr>
-          <w:noProof/>
-        </w:rPr>
         <w:lastRenderedPageBreak/>
         <w:drawing>
-          <wp:inline distT="0" distB="0" distL="0" distR="0" wp14:anchorId="76DA9F84" wp14:editId="3C268CBB">
-            <wp:extent cx="5731510" cy="6301740"/>
-            <wp:effectExtent l="0" t="0" r="2540" b="3810"/>
-            <wp:docPr id="179657588" name="Picture 1"/>
+          <wp:inline distT="0" distB="0" distL="0" distR="0" wp14:anchorId="08E9A43D" wp14:editId="6F3FD30F">
+            <wp:extent cx="5730240" cy="6301740"/>
+            <wp:effectExtent l="0" t="0" r="3810" b="3810"/>
+            <wp:docPr id="793026681" name="Picture 16"/>
             <wp:cNvGraphicFramePr>
               <a:graphicFrameLocks xmlns:a="http://schemas.openxmlformats.org/drawingml/2006/main" noChangeAspect="1"/>
             </wp:cNvGraphicFramePr>
@@ -973,23 +1015,36 @@
               <a:graphicData uri="http://schemas.openxmlformats.org/drawingml/2006/picture">
                 <pic:pic xmlns:pic="http://schemas.openxmlformats.org/drawingml/2006/picture">
                   <pic:nvPicPr>
-                    <pic:cNvPr id="179657588" name=""/>
-                    <pic:cNvPicPr/>
+                    <pic:cNvPr id="0" name="Picture 69"/>
+                    <pic:cNvPicPr>
+                      <a:picLocks noChangeAspect="1" noChangeArrowheads="1"/>
+                    </pic:cNvPicPr>
                   </pic:nvPicPr>
                   <pic:blipFill>
-                    <a:blip r:embed="rId13"/>
+                    <a:blip r:embed="rId13">
+                      <a:extLst>
+                        <a:ext uri="{28A0092B-C50C-407E-A947-70E740481C1C}">
+                          <a14:useLocalDpi xmlns:a14="http://schemas.microsoft.com/office/drawing/2010/main" val="0"/>
+                        </a:ext>
+                      </a:extLst>
+                    </a:blip>
+                    <a:srcRect/>
                     <a:stretch>
                       <a:fillRect/>
                     </a:stretch>
                   </pic:blipFill>
-                  <pic:spPr>
+                  <pic:spPr bwMode="auto">
                     <a:xfrm>
                       <a:off x="0" y="0"/>
-                      <a:ext cx="5731510" cy="6301740"/>
+                      <a:ext cx="5730240" cy="6301740"/>
                     </a:xfrm>
                     <a:prstGeom prst="rect">
                       <a:avLst/>
                     </a:prstGeom>
+                    <a:noFill/>
+                    <a:ln>
+                      <a:noFill/>
+                    </a:ln>
                   </pic:spPr>
                 </pic:pic>
               </a:graphicData>
@@ -1000,24 +1055,18 @@
     </w:p>
     <w:p/>
     <w:p>
-      <w:pPr>
-        <w:ind w:left="720"/>
-      </w:pPr>
       <w:r>
         <w:t>.</w:t>
       </w:r>
     </w:p>
     <w:p>
       <w:r>
-        <w:rPr>
-          <w:noProof/>
-        </w:rPr>
         <w:lastRenderedPageBreak/>
         <w:drawing>
-          <wp:inline distT="0" distB="0" distL="0" distR="0" wp14:anchorId="2DF1C391" wp14:editId="2EE85F27">
-            <wp:extent cx="5731510" cy="3999865"/>
-            <wp:effectExtent l="0" t="0" r="2540" b="635"/>
-            <wp:docPr id="102521978" name="Picture 1"/>
+          <wp:inline distT="0" distB="0" distL="0" distR="0" wp14:anchorId="064E7E5F" wp14:editId="03863F9F">
+            <wp:extent cx="5731510" cy="3996055"/>
+            <wp:effectExtent l="0" t="0" r="2540" b="4445"/>
+            <wp:docPr id="1577673979" name="Picture 15"/>
             <wp:cNvGraphicFramePr>
               <a:graphicFrameLocks xmlns:a="http://schemas.openxmlformats.org/drawingml/2006/main" noChangeAspect="1"/>
             </wp:cNvGraphicFramePr>
@@ -1025,23 +1074,36 @@
               <a:graphicData uri="http://schemas.openxmlformats.org/drawingml/2006/picture">
                 <pic:pic xmlns:pic="http://schemas.openxmlformats.org/drawingml/2006/picture">
                   <pic:nvPicPr>
-                    <pic:cNvPr id="102521978" name=""/>
-                    <pic:cNvPicPr/>
+                    <pic:cNvPr id="0" name="Picture 70"/>
+                    <pic:cNvPicPr>
+                      <a:picLocks noChangeAspect="1" noChangeArrowheads="1"/>
+                    </pic:cNvPicPr>
                   </pic:nvPicPr>
                   <pic:blipFill>
-                    <a:blip r:embed="rId14"/>
+                    <a:blip r:embed="rId14">
+                      <a:extLst>
+                        <a:ext uri="{28A0092B-C50C-407E-A947-70E740481C1C}">
+                          <a14:useLocalDpi xmlns:a14="http://schemas.microsoft.com/office/drawing/2010/main" val="0"/>
+                        </a:ext>
+                      </a:extLst>
+                    </a:blip>
+                    <a:srcRect/>
                     <a:stretch>
                       <a:fillRect/>
                     </a:stretch>
                   </pic:blipFill>
-                  <pic:spPr>
+                  <pic:spPr bwMode="auto">
                     <a:xfrm>
                       <a:off x="0" y="0"/>
-                      <a:ext cx="5731510" cy="3999865"/>
+                      <a:ext cx="5731510" cy="3996055"/>
                     </a:xfrm>
                     <a:prstGeom prst="rect">
                       <a:avLst/>
                     </a:prstGeom>
+                    <a:noFill/>
+                    <a:ln>
+                      <a:noFill/>
+                    </a:ln>
                   </pic:spPr>
                 </pic:pic>
               </a:graphicData>
@@ -1076,7 +1138,7 @@
       <w:pPr>
         <w:numPr>
           <w:ilvl w:val="0"/>
-          <w:numId w:val="8"/>
+          <w:numId w:val="10"/>
         </w:numPr>
       </w:pPr>
       <w:r>
@@ -1087,7 +1149,7 @@
       <w:pPr>
         <w:numPr>
           <w:ilvl w:val="0"/>
-          <w:numId w:val="8"/>
+          <w:numId w:val="10"/>
         </w:numPr>
       </w:pPr>
       <w:r>
@@ -1103,7 +1165,7 @@
       <w:pPr>
         <w:numPr>
           <w:ilvl w:val="0"/>
-          <w:numId w:val="9"/>
+          <w:numId w:val="11"/>
         </w:numPr>
       </w:pPr>
       <w:r>
@@ -1114,7 +1176,7 @@
       <w:pPr>
         <w:numPr>
           <w:ilvl w:val="0"/>
-          <w:numId w:val="9"/>
+          <w:numId w:val="11"/>
         </w:numPr>
       </w:pPr>
       <w:r>
@@ -1125,7 +1187,7 @@
       <w:pPr>
         <w:numPr>
           <w:ilvl w:val="0"/>
-          <w:numId w:val="9"/>
+          <w:numId w:val="11"/>
         </w:numPr>
       </w:pPr>
       <w:r>
@@ -1134,15 +1196,12 @@
     </w:p>
     <w:p>
       <w:r>
-        <w:rPr>
-          <w:noProof/>
-        </w:rPr>
         <w:lastRenderedPageBreak/>
         <w:drawing>
-          <wp:inline distT="0" distB="0" distL="0" distR="0" wp14:anchorId="23972DF7" wp14:editId="79CB2B8D">
-            <wp:extent cx="5731510" cy="7183120"/>
-            <wp:effectExtent l="0" t="0" r="2540" b="0"/>
-            <wp:docPr id="1560025940" name="Picture 1"/>
+          <wp:inline distT="0" distB="0" distL="0" distR="0" wp14:anchorId="0C52BD8F" wp14:editId="1F6C098D">
+            <wp:extent cx="5730240" cy="7178040"/>
+            <wp:effectExtent l="0" t="0" r="3810" b="3810"/>
+            <wp:docPr id="346663959" name="Picture 14"/>
             <wp:cNvGraphicFramePr>
               <a:graphicFrameLocks xmlns:a="http://schemas.openxmlformats.org/drawingml/2006/main" noChangeAspect="1"/>
             </wp:cNvGraphicFramePr>
@@ -1150,23 +1209,36 @@
               <a:graphicData uri="http://schemas.openxmlformats.org/drawingml/2006/picture">
                 <pic:pic xmlns:pic="http://schemas.openxmlformats.org/drawingml/2006/picture">
                   <pic:nvPicPr>
-                    <pic:cNvPr id="1560025940" name=""/>
-                    <pic:cNvPicPr/>
+                    <pic:cNvPr id="0" name="Picture 71"/>
+                    <pic:cNvPicPr>
+                      <a:picLocks noChangeAspect="1" noChangeArrowheads="1"/>
+                    </pic:cNvPicPr>
                   </pic:nvPicPr>
                   <pic:blipFill>
-                    <a:blip r:embed="rId15"/>
+                    <a:blip r:embed="rId15">
+                      <a:extLst>
+                        <a:ext uri="{28A0092B-C50C-407E-A947-70E740481C1C}">
+                          <a14:useLocalDpi xmlns:a14="http://schemas.microsoft.com/office/drawing/2010/main" val="0"/>
+                        </a:ext>
+                      </a:extLst>
+                    </a:blip>
+                    <a:srcRect/>
                     <a:stretch>
                       <a:fillRect/>
                     </a:stretch>
                   </pic:blipFill>
-                  <pic:spPr>
+                  <pic:spPr bwMode="auto">
                     <a:xfrm>
                       <a:off x="0" y="0"/>
-                      <a:ext cx="5731510" cy="7183120"/>
+                      <a:ext cx="5730240" cy="7178040"/>
                     </a:xfrm>
                     <a:prstGeom prst="rect">
                       <a:avLst/>
                     </a:prstGeom>
+                    <a:noFill/>
+                    <a:ln>
+                      <a:noFill/>
+                    </a:ln>
                   </pic:spPr>
                 </pic:pic>
               </a:graphicData>
@@ -1180,15 +1252,12 @@
     <w:p/>
     <w:p>
       <w:r>
-        <w:rPr>
-          <w:noProof/>
-        </w:rPr>
         <w:lastRenderedPageBreak/>
         <w:drawing>
-          <wp:inline distT="0" distB="0" distL="0" distR="0" wp14:anchorId="0252C3BA" wp14:editId="3C2B61A8">
-            <wp:extent cx="5731510" cy="1914525"/>
-            <wp:effectExtent l="0" t="0" r="2540" b="9525"/>
-            <wp:docPr id="935114626" name="Picture 1"/>
+          <wp:inline distT="0" distB="0" distL="0" distR="0" wp14:anchorId="5D3ECF85" wp14:editId="6F4645BD">
+            <wp:extent cx="5730240" cy="1912620"/>
+            <wp:effectExtent l="0" t="0" r="3810" b="0"/>
+            <wp:docPr id="1693184329" name="Picture 13"/>
             <wp:cNvGraphicFramePr>
               <a:graphicFrameLocks xmlns:a="http://schemas.openxmlformats.org/drawingml/2006/main" noChangeAspect="1"/>
             </wp:cNvGraphicFramePr>
@@ -1196,23 +1265,36 @@
               <a:graphicData uri="http://schemas.openxmlformats.org/drawingml/2006/picture">
                 <pic:pic xmlns:pic="http://schemas.openxmlformats.org/drawingml/2006/picture">
                   <pic:nvPicPr>
-                    <pic:cNvPr id="935114626" name=""/>
-                    <pic:cNvPicPr/>
+                    <pic:cNvPr id="0" name="Picture 1"/>
+                    <pic:cNvPicPr>
+                      <a:picLocks noChangeAspect="1" noChangeArrowheads="1"/>
+                    </pic:cNvPicPr>
                   </pic:nvPicPr>
                   <pic:blipFill>
-                    <a:blip r:embed="rId16"/>
+                    <a:blip r:embed="rId16">
+                      <a:extLst>
+                        <a:ext uri="{28A0092B-C50C-407E-A947-70E740481C1C}">
+                          <a14:useLocalDpi xmlns:a14="http://schemas.microsoft.com/office/drawing/2010/main" val="0"/>
+                        </a:ext>
+                      </a:extLst>
+                    </a:blip>
+                    <a:srcRect/>
                     <a:stretch>
                       <a:fillRect/>
                     </a:stretch>
                   </pic:blipFill>
-                  <pic:spPr>
+                  <pic:spPr bwMode="auto">
                     <a:xfrm>
                       <a:off x="0" y="0"/>
-                      <a:ext cx="5731510" cy="1914525"/>
+                      <a:ext cx="5730240" cy="1912620"/>
                     </a:xfrm>
                     <a:prstGeom prst="rect">
                       <a:avLst/>
                     </a:prstGeom>
+                    <a:noFill/>
+                    <a:ln>
+                      <a:noFill/>
+                    </a:ln>
                   </pic:spPr>
                 </pic:pic>
               </a:graphicData>
@@ -1682,6 +1764,143 @@
     </w:lvl>
   </w:abstractNum>
   <w:abstractNum w:abstractNumId="3" w15:restartNumberingAfterBreak="0">
+    <w:nsid w:val="1FEA07E2"/>
+    <w:multiLevelType w:val="multilevel"/>
+    <w:tmpl w:val="68E2437C"/>
+    <w:lvl w:ilvl="0">
+      <w:numFmt w:val="decimal"/>
+      <w:lvlText w:val=""/>
+      <w:lvlJc w:val="left"/>
+      <w:pPr>
+        <w:tabs>
+          <w:tab w:val="num" w:pos="720"/>
+        </w:tabs>
+        <w:ind w:left="720" w:hanging="360"/>
+      </w:pPr>
+      <w:rPr>
+        <w:rFonts w:ascii="Symbol" w:hAnsi="Symbol" w:hint="default"/>
+        <w:sz w:val="20"/>
+      </w:rPr>
+    </w:lvl>
+    <w:lvl w:ilvl="1">
+      <w:start w:val="1"/>
+      <w:numFmt w:val="decimal"/>
+      <w:lvlText w:val="%2."/>
+      <w:lvlJc w:val="left"/>
+      <w:pPr>
+        <w:tabs>
+          <w:tab w:val="num" w:pos="1440"/>
+        </w:tabs>
+        <w:ind w:left="1440" w:hanging="360"/>
+      </w:pPr>
+    </w:lvl>
+    <w:lvl w:ilvl="2">
+      <w:numFmt w:val="decimal"/>
+      <w:lvlText w:val=""/>
+      <w:lvlJc w:val="left"/>
+      <w:pPr>
+        <w:tabs>
+          <w:tab w:val="num" w:pos="2160"/>
+        </w:tabs>
+        <w:ind w:left="2160" w:hanging="360"/>
+      </w:pPr>
+      <w:rPr>
+        <w:rFonts w:ascii="Wingdings" w:hAnsi="Wingdings" w:hint="default"/>
+        <w:sz w:val="20"/>
+      </w:rPr>
+    </w:lvl>
+    <w:lvl w:ilvl="3">
+      <w:numFmt w:val="decimal"/>
+      <w:lvlText w:val=""/>
+      <w:lvlJc w:val="left"/>
+      <w:pPr>
+        <w:tabs>
+          <w:tab w:val="num" w:pos="2880"/>
+        </w:tabs>
+        <w:ind w:left="2880" w:hanging="360"/>
+      </w:pPr>
+      <w:rPr>
+        <w:rFonts w:ascii="Wingdings" w:hAnsi="Wingdings" w:hint="default"/>
+        <w:sz w:val="20"/>
+      </w:rPr>
+    </w:lvl>
+    <w:lvl w:ilvl="4">
+      <w:numFmt w:val="decimal"/>
+      <w:lvlText w:val=""/>
+      <w:lvlJc w:val="left"/>
+      <w:pPr>
+        <w:tabs>
+          <w:tab w:val="num" w:pos="3600"/>
+        </w:tabs>
+        <w:ind w:left="3600" w:hanging="360"/>
+      </w:pPr>
+      <w:rPr>
+        <w:rFonts w:ascii="Wingdings" w:hAnsi="Wingdings" w:hint="default"/>
+        <w:sz w:val="20"/>
+      </w:rPr>
+    </w:lvl>
+    <w:lvl w:ilvl="5">
+      <w:numFmt w:val="decimal"/>
+      <w:lvlText w:val=""/>
+      <w:lvlJc w:val="left"/>
+      <w:pPr>
+        <w:tabs>
+          <w:tab w:val="num" w:pos="4320"/>
+        </w:tabs>
+        <w:ind w:left="4320" w:hanging="360"/>
+      </w:pPr>
+      <w:rPr>
+        <w:rFonts w:ascii="Wingdings" w:hAnsi="Wingdings" w:hint="default"/>
+        <w:sz w:val="20"/>
+      </w:rPr>
+    </w:lvl>
+    <w:lvl w:ilvl="6">
+      <w:numFmt w:val="decimal"/>
+      <w:lvlText w:val=""/>
+      <w:lvlJc w:val="left"/>
+      <w:pPr>
+        <w:tabs>
+          <w:tab w:val="num" w:pos="5040"/>
+        </w:tabs>
+        <w:ind w:left="5040" w:hanging="360"/>
+      </w:pPr>
+      <w:rPr>
+        <w:rFonts w:ascii="Wingdings" w:hAnsi="Wingdings" w:hint="default"/>
+        <w:sz w:val="20"/>
+      </w:rPr>
+    </w:lvl>
+    <w:lvl w:ilvl="7">
+      <w:numFmt w:val="decimal"/>
+      <w:lvlText w:val=""/>
+      <w:lvlJc w:val="left"/>
+      <w:pPr>
+        <w:tabs>
+          <w:tab w:val="num" w:pos="5760"/>
+        </w:tabs>
+        <w:ind w:left="5760" w:hanging="360"/>
+      </w:pPr>
+      <w:rPr>
+        <w:rFonts w:ascii="Wingdings" w:hAnsi="Wingdings" w:hint="default"/>
+        <w:sz w:val="20"/>
+      </w:rPr>
+    </w:lvl>
+    <w:lvl w:ilvl="8">
+      <w:numFmt w:val="decimal"/>
+      <w:lvlText w:val=""/>
+      <w:lvlJc w:val="left"/>
+      <w:pPr>
+        <w:tabs>
+          <w:tab w:val="num" w:pos="6480"/>
+        </w:tabs>
+        <w:ind w:left="6480" w:hanging="360"/>
+      </w:pPr>
+      <w:rPr>
+        <w:rFonts w:ascii="Wingdings" w:hAnsi="Wingdings" w:hint="default"/>
+        <w:sz w:val="20"/>
+      </w:rPr>
+    </w:lvl>
+  </w:abstractNum>
+  <w:abstractNum w:abstractNumId="4" w15:restartNumberingAfterBreak="0">
     <w:nsid w:val="28601750"/>
     <w:multiLevelType w:val="multilevel"/>
     <w:tmpl w:val="26DE5C34"/>
@@ -1794,7 +2013,7 @@
       </w:pPr>
     </w:lvl>
   </w:abstractNum>
-  <w:abstractNum w:abstractNumId="4" w15:restartNumberingAfterBreak="0">
+  <w:abstractNum w:abstractNumId="5" w15:restartNumberingAfterBreak="0">
     <w:nsid w:val="2F1D1F56"/>
     <w:multiLevelType w:val="multilevel"/>
     <w:tmpl w:val="BFA822C8"/>
@@ -1943,7 +2162,7 @@
       </w:rPr>
     </w:lvl>
   </w:abstractNum>
-  <w:abstractNum w:abstractNumId="5" w15:restartNumberingAfterBreak="0">
+  <w:abstractNum w:abstractNumId="6" w15:restartNumberingAfterBreak="0">
     <w:nsid w:val="3F9C7378"/>
     <w:multiLevelType w:val="multilevel"/>
     <w:tmpl w:val="2BCCA62C"/>
@@ -2092,7 +2311,7 @@
       </w:rPr>
     </w:lvl>
   </w:abstractNum>
-  <w:abstractNum w:abstractNumId="6" w15:restartNumberingAfterBreak="0">
+  <w:abstractNum w:abstractNumId="7" w15:restartNumberingAfterBreak="0">
     <w:nsid w:val="46F67BBB"/>
     <w:multiLevelType w:val="multilevel"/>
     <w:tmpl w:val="239C8702"/>
@@ -2205,7 +2424,7 @@
       </w:pPr>
     </w:lvl>
   </w:abstractNum>
-  <w:abstractNum w:abstractNumId="7" w15:restartNumberingAfterBreak="0">
+  <w:abstractNum w:abstractNumId="8" w15:restartNumberingAfterBreak="0">
     <w:nsid w:val="74681529"/>
     <w:multiLevelType w:val="multilevel"/>
     <w:tmpl w:val="E63E6CF8"/>
@@ -2318,7 +2537,7 @@
       </w:pPr>
     </w:lvl>
   </w:abstractNum>
-  <w:abstractNum w:abstractNumId="8" w15:restartNumberingAfterBreak="0">
+  <w:abstractNum w:abstractNumId="9" w15:restartNumberingAfterBreak="0">
     <w:nsid w:val="7B7625B1"/>
     <w:multiLevelType w:val="multilevel"/>
     <w:tmpl w:val="68E2437C"/>
@@ -2463,18 +2682,10 @@
       </w:rPr>
     </w:lvl>
   </w:abstractNum>
-  <w:num w:numId="1" w16cid:durableId="1871143352">
-    <w:abstractNumId w:val="5"/>
-  </w:num>
-  <w:num w:numId="2" w16cid:durableId="272791869">
-    <w:abstractNumId w:val="0"/>
-  </w:num>
-  <w:num w:numId="3" w16cid:durableId="491412641">
-    <w:abstractNumId w:val="8"/>
+  <w:num w:numId="1" w16cid:durableId="1820536673">
+    <w:abstractNumId w:val="6"/>
     <w:lvlOverride w:ilvl="0"/>
-    <w:lvlOverride w:ilvl="1">
-      <w:startOverride w:val="1"/>
-    </w:lvlOverride>
+    <w:lvlOverride w:ilvl="1"/>
     <w:lvlOverride w:ilvl="2"/>
     <w:lvlOverride w:ilvl="3"/>
     <w:lvlOverride w:ilvl="4"/>
@@ -2483,112 +2694,36 @@
     <w:lvlOverride w:ilvl="7"/>
     <w:lvlOverride w:ilvl="8"/>
   </w:num>
-  <w:num w:numId="4" w16cid:durableId="1418015001">
-    <w:abstractNumId w:val="7"/>
-    <w:lvlOverride w:ilvl="0">
-      <w:startOverride w:val="1"/>
-    </w:lvlOverride>
-    <w:lvlOverride w:ilvl="1">
-      <w:startOverride w:val="1"/>
-    </w:lvlOverride>
-    <w:lvlOverride w:ilvl="2">
-      <w:startOverride w:val="1"/>
-    </w:lvlOverride>
-    <w:lvlOverride w:ilvl="3">
-      <w:startOverride w:val="1"/>
-    </w:lvlOverride>
-    <w:lvlOverride w:ilvl="4">
-      <w:startOverride w:val="1"/>
-    </w:lvlOverride>
-    <w:lvlOverride w:ilvl="5">
-      <w:startOverride w:val="1"/>
-    </w:lvlOverride>
-    <w:lvlOverride w:ilvl="6">
-      <w:startOverride w:val="1"/>
-    </w:lvlOverride>
-    <w:lvlOverride w:ilvl="7">
-      <w:startOverride w:val="1"/>
-    </w:lvlOverride>
-    <w:lvlOverride w:ilvl="8">
-      <w:startOverride w:val="1"/>
-    </w:lvlOverride>
+  <w:num w:numId="2" w16cid:durableId="181600920">
+    <w:abstractNumId w:val="0"/>
+    <w:lvlOverride w:ilvl="0"/>
+    <w:lvlOverride w:ilvl="1"/>
+    <w:lvlOverride w:ilvl="2"/>
+    <w:lvlOverride w:ilvl="3"/>
+    <w:lvlOverride w:ilvl="4"/>
+    <w:lvlOverride w:ilvl="5"/>
+    <w:lvlOverride w:ilvl="6"/>
+    <w:lvlOverride w:ilvl="7"/>
+    <w:lvlOverride w:ilvl="8"/>
   </w:num>
-  <w:num w:numId="5" w16cid:durableId="1726828721">
-    <w:abstractNumId w:val="4"/>
+  <w:num w:numId="3" w16cid:durableId="1828865931">
+    <w:abstractNumId w:val="3"/>
   </w:num>
-  <w:num w:numId="6" w16cid:durableId="1183937283">
-    <w:abstractNumId w:val="6"/>
-    <w:lvlOverride w:ilvl="0">
-      <w:startOverride w:val="1"/>
-    </w:lvlOverride>
-    <w:lvlOverride w:ilvl="1">
-      <w:startOverride w:val="1"/>
-    </w:lvlOverride>
-    <w:lvlOverride w:ilvl="2">
-      <w:startOverride w:val="1"/>
-    </w:lvlOverride>
-    <w:lvlOverride w:ilvl="3">
-      <w:startOverride w:val="1"/>
-    </w:lvlOverride>
-    <w:lvlOverride w:ilvl="4">
-      <w:startOverride w:val="1"/>
-    </w:lvlOverride>
-    <w:lvlOverride w:ilvl="5">
-      <w:startOverride w:val="1"/>
-    </w:lvlOverride>
-    <w:lvlOverride w:ilvl="6">
-      <w:startOverride w:val="1"/>
-    </w:lvlOverride>
-    <w:lvlOverride w:ilvl="7">
-      <w:startOverride w:val="1"/>
-    </w:lvlOverride>
-    <w:lvlOverride w:ilvl="8">
-      <w:startOverride w:val="1"/>
-    </w:lvlOverride>
-  </w:num>
-  <w:num w:numId="7" w16cid:durableId="941450456">
-    <w:abstractNumId w:val="1"/>
-  </w:num>
-  <w:num w:numId="8" w16cid:durableId="1262373461">
-    <w:abstractNumId w:val="3"/>
-    <w:lvlOverride w:ilvl="0">
-      <w:startOverride w:val="1"/>
-    </w:lvlOverride>
-    <w:lvlOverride w:ilvl="1">
-      <w:startOverride w:val="1"/>
-    </w:lvlOverride>
-    <w:lvlOverride w:ilvl="2">
-      <w:startOverride w:val="1"/>
-    </w:lvlOverride>
-    <w:lvlOverride w:ilvl="3">
-      <w:startOverride w:val="1"/>
-    </w:lvlOverride>
-    <w:lvlOverride w:ilvl="4">
-      <w:startOverride w:val="1"/>
-    </w:lvlOverride>
-    <w:lvlOverride w:ilvl="5">
-      <w:startOverride w:val="1"/>
-    </w:lvlOverride>
-    <w:lvlOverride w:ilvl="6">
-      <w:startOverride w:val="1"/>
-    </w:lvlOverride>
-    <w:lvlOverride w:ilvl="7">
-      <w:startOverride w:val="1"/>
-    </w:lvlOverride>
-    <w:lvlOverride w:ilvl="8">
-      <w:startOverride w:val="1"/>
-    </w:lvlOverride>
-  </w:num>
-  <w:num w:numId="9" w16cid:durableId="2018846494">
-    <w:abstractNumId w:val="2"/>
-  </w:num>
-  <w:num w:numId="10" w16cid:durableId="245380455">
-    <w:abstractNumId w:val="8"/>
+  <w:num w:numId="4" w16cid:durableId="1975482265">
+    <w:abstractNumId w:val="9"/>
     <w:lvlOverride w:ilvl="0">
       <w:lvl w:ilvl="0">
+        <w:start w:val="1"/>
         <w:numFmt w:val="decimal"/>
         <w:lvlText w:val=""/>
         <w:lvlJc w:val="left"/>
+        <w:pPr>
+          <w:ind w:left="0" w:firstLine="0"/>
+        </w:pPr>
+        <w:rPr>
+          <w:rFonts w:ascii="Symbol" w:hAnsi="Symbol" w:hint="default"/>
+          <w:sz w:val="20"/>
+        </w:rPr>
       </w:lvl>
     </w:lvlOverride>
     <w:lvlOverride w:ilvl="1">
@@ -2611,61 +2746,125 @@
     </w:lvlOverride>
     <w:lvlOverride w:ilvl="2">
       <w:lvl w:ilvl="2">
+        <w:start w:val="1"/>
         <w:numFmt w:val="decimal"/>
         <w:lvlText w:val=""/>
         <w:lvlJc w:val="left"/>
+        <w:pPr>
+          <w:ind w:left="0" w:firstLine="0"/>
+        </w:pPr>
+        <w:rPr>
+          <w:rFonts w:ascii="Wingdings" w:hAnsi="Wingdings" w:hint="default"/>
+          <w:sz w:val="20"/>
+        </w:rPr>
       </w:lvl>
     </w:lvlOverride>
     <w:lvlOverride w:ilvl="3">
       <w:lvl w:ilvl="3">
+        <w:start w:val="1"/>
         <w:numFmt w:val="decimal"/>
         <w:lvlText w:val=""/>
         <w:lvlJc w:val="left"/>
+        <w:pPr>
+          <w:ind w:left="0" w:firstLine="0"/>
+        </w:pPr>
+        <w:rPr>
+          <w:rFonts w:ascii="Wingdings" w:hAnsi="Wingdings" w:hint="default"/>
+          <w:sz w:val="20"/>
+        </w:rPr>
       </w:lvl>
     </w:lvlOverride>
     <w:lvlOverride w:ilvl="4">
       <w:lvl w:ilvl="4">
+        <w:start w:val="1"/>
         <w:numFmt w:val="decimal"/>
         <w:lvlText w:val=""/>
         <w:lvlJc w:val="left"/>
+        <w:pPr>
+          <w:ind w:left="0" w:firstLine="0"/>
+        </w:pPr>
+        <w:rPr>
+          <w:rFonts w:ascii="Wingdings" w:hAnsi="Wingdings" w:hint="default"/>
+          <w:sz w:val="20"/>
+        </w:rPr>
       </w:lvl>
     </w:lvlOverride>
     <w:lvlOverride w:ilvl="5">
       <w:lvl w:ilvl="5">
+        <w:start w:val="1"/>
         <w:numFmt w:val="decimal"/>
         <w:lvlText w:val=""/>
         <w:lvlJc w:val="left"/>
+        <w:pPr>
+          <w:ind w:left="0" w:firstLine="0"/>
+        </w:pPr>
+        <w:rPr>
+          <w:rFonts w:ascii="Wingdings" w:hAnsi="Wingdings" w:hint="default"/>
+          <w:sz w:val="20"/>
+        </w:rPr>
       </w:lvl>
     </w:lvlOverride>
     <w:lvlOverride w:ilvl="6">
       <w:lvl w:ilvl="6">
+        <w:start w:val="1"/>
         <w:numFmt w:val="decimal"/>
         <w:lvlText w:val=""/>
         <w:lvlJc w:val="left"/>
+        <w:pPr>
+          <w:ind w:left="0" w:firstLine="0"/>
+        </w:pPr>
+        <w:rPr>
+          <w:rFonts w:ascii="Wingdings" w:hAnsi="Wingdings" w:hint="default"/>
+          <w:sz w:val="20"/>
+        </w:rPr>
       </w:lvl>
     </w:lvlOverride>
     <w:lvlOverride w:ilvl="7">
       <w:lvl w:ilvl="7">
+        <w:start w:val="1"/>
         <w:numFmt w:val="decimal"/>
         <w:lvlText w:val=""/>
         <w:lvlJc w:val="left"/>
+        <w:pPr>
+          <w:ind w:left="0" w:firstLine="0"/>
+        </w:pPr>
+        <w:rPr>
+          <w:rFonts w:ascii="Wingdings" w:hAnsi="Wingdings" w:hint="default"/>
+          <w:sz w:val="20"/>
+        </w:rPr>
       </w:lvl>
     </w:lvlOverride>
     <w:lvlOverride w:ilvl="8">
       <w:lvl w:ilvl="8">
+        <w:start w:val="1"/>
         <w:numFmt w:val="decimal"/>
         <w:lvlText w:val=""/>
         <w:lvlJc w:val="left"/>
+        <w:pPr>
+          <w:ind w:left="0" w:firstLine="0"/>
+        </w:pPr>
+        <w:rPr>
+          <w:rFonts w:ascii="Wingdings" w:hAnsi="Wingdings" w:hint="default"/>
+          <w:sz w:val="20"/>
+        </w:rPr>
       </w:lvl>
     </w:lvlOverride>
   </w:num>
-  <w:num w:numId="11" w16cid:durableId="1771731314">
-    <w:abstractNumId w:val="8"/>
+  <w:num w:numId="5" w16cid:durableId="1528367236">
+    <w:abstractNumId w:val="9"/>
     <w:lvlOverride w:ilvl="0">
       <w:lvl w:ilvl="0">
+        <w:start w:val="1"/>
         <w:numFmt w:val="decimal"/>
         <w:lvlText w:val=""/>
         <w:lvlJc w:val="left"/>
+        <w:pPr>
+          <w:ind w:left="0" w:firstLine="0"/>
+        </w:pPr>
+        <w:rPr>
+          <w:rFonts w:ascii="Symbol" w:hAnsi="Symbol" w:hint="default"/>
+          <w:sz w:val="20"/>
+        </w:rPr>
       </w:lvl>
     </w:lvlOverride>
     <w:lvlOverride w:ilvl="1">
@@ -2688,53 +2887,235 @@
     </w:lvlOverride>
     <w:lvlOverride w:ilvl="2">
       <w:lvl w:ilvl="2">
+        <w:start w:val="1"/>
         <w:numFmt w:val="decimal"/>
         <w:lvlText w:val=""/>
         <w:lvlJc w:val="left"/>
+        <w:pPr>
+          <w:ind w:left="0" w:firstLine="0"/>
+        </w:pPr>
+        <w:rPr>
+          <w:rFonts w:ascii="Wingdings" w:hAnsi="Wingdings" w:hint="default"/>
+          <w:sz w:val="20"/>
+        </w:rPr>
       </w:lvl>
     </w:lvlOverride>
     <w:lvlOverride w:ilvl="3">
       <w:lvl w:ilvl="3">
+        <w:start w:val="1"/>
         <w:numFmt w:val="decimal"/>
         <w:lvlText w:val=""/>
         <w:lvlJc w:val="left"/>
+        <w:pPr>
+          <w:ind w:left="0" w:firstLine="0"/>
+        </w:pPr>
+        <w:rPr>
+          <w:rFonts w:ascii="Wingdings" w:hAnsi="Wingdings" w:hint="default"/>
+          <w:sz w:val="20"/>
+        </w:rPr>
       </w:lvl>
     </w:lvlOverride>
     <w:lvlOverride w:ilvl="4">
       <w:lvl w:ilvl="4">
+        <w:start w:val="1"/>
         <w:numFmt w:val="decimal"/>
         <w:lvlText w:val=""/>
         <w:lvlJc w:val="left"/>
+        <w:pPr>
+          <w:ind w:left="0" w:firstLine="0"/>
+        </w:pPr>
+        <w:rPr>
+          <w:rFonts w:ascii="Wingdings" w:hAnsi="Wingdings" w:hint="default"/>
+          <w:sz w:val="20"/>
+        </w:rPr>
       </w:lvl>
     </w:lvlOverride>
     <w:lvlOverride w:ilvl="5">
       <w:lvl w:ilvl="5">
+        <w:start w:val="1"/>
         <w:numFmt w:val="decimal"/>
         <w:lvlText w:val=""/>
         <w:lvlJc w:val="left"/>
+        <w:pPr>
+          <w:ind w:left="0" w:firstLine="0"/>
+        </w:pPr>
+        <w:rPr>
+          <w:rFonts w:ascii="Wingdings" w:hAnsi="Wingdings" w:hint="default"/>
+          <w:sz w:val="20"/>
+        </w:rPr>
       </w:lvl>
     </w:lvlOverride>
     <w:lvlOverride w:ilvl="6">
       <w:lvl w:ilvl="6">
+        <w:start w:val="1"/>
         <w:numFmt w:val="decimal"/>
         <w:lvlText w:val=""/>
         <w:lvlJc w:val="left"/>
+        <w:pPr>
+          <w:ind w:left="0" w:firstLine="0"/>
+        </w:pPr>
+        <w:rPr>
+          <w:rFonts w:ascii="Wingdings" w:hAnsi="Wingdings" w:hint="default"/>
+          <w:sz w:val="20"/>
+        </w:rPr>
       </w:lvl>
     </w:lvlOverride>
     <w:lvlOverride w:ilvl="7">
       <w:lvl w:ilvl="7">
+        <w:start w:val="1"/>
         <w:numFmt w:val="decimal"/>
         <w:lvlText w:val=""/>
         <w:lvlJc w:val="left"/>
+        <w:pPr>
+          <w:ind w:left="0" w:firstLine="0"/>
+        </w:pPr>
+        <w:rPr>
+          <w:rFonts w:ascii="Wingdings" w:hAnsi="Wingdings" w:hint="default"/>
+          <w:sz w:val="20"/>
+        </w:rPr>
       </w:lvl>
     </w:lvlOverride>
     <w:lvlOverride w:ilvl="8">
       <w:lvl w:ilvl="8">
+        <w:start w:val="1"/>
         <w:numFmt w:val="decimal"/>
         <w:lvlText w:val=""/>
         <w:lvlJc w:val="left"/>
+        <w:pPr>
+          <w:ind w:left="0" w:firstLine="0"/>
+        </w:pPr>
+        <w:rPr>
+          <w:rFonts w:ascii="Wingdings" w:hAnsi="Wingdings" w:hint="default"/>
+          <w:sz w:val="20"/>
+        </w:rPr>
       </w:lvl>
     </w:lvlOverride>
+  </w:num>
+  <w:num w:numId="6" w16cid:durableId="219053472">
+    <w:abstractNumId w:val="8"/>
+    <w:lvlOverride w:ilvl="0">
+      <w:startOverride w:val="1"/>
+    </w:lvlOverride>
+    <w:lvlOverride w:ilvl="1">
+      <w:startOverride w:val="1"/>
+    </w:lvlOverride>
+    <w:lvlOverride w:ilvl="2">
+      <w:startOverride w:val="1"/>
+    </w:lvlOverride>
+    <w:lvlOverride w:ilvl="3">
+      <w:startOverride w:val="1"/>
+    </w:lvlOverride>
+    <w:lvlOverride w:ilvl="4">
+      <w:startOverride w:val="1"/>
+    </w:lvlOverride>
+    <w:lvlOverride w:ilvl="5">
+      <w:startOverride w:val="1"/>
+    </w:lvlOverride>
+    <w:lvlOverride w:ilvl="6">
+      <w:startOverride w:val="1"/>
+    </w:lvlOverride>
+    <w:lvlOverride w:ilvl="7">
+      <w:startOverride w:val="1"/>
+    </w:lvlOverride>
+    <w:lvlOverride w:ilvl="8">
+      <w:startOverride w:val="1"/>
+    </w:lvlOverride>
+  </w:num>
+  <w:num w:numId="7" w16cid:durableId="1101803910">
+    <w:abstractNumId w:val="5"/>
+    <w:lvlOverride w:ilvl="0"/>
+    <w:lvlOverride w:ilvl="1"/>
+    <w:lvlOverride w:ilvl="2"/>
+    <w:lvlOverride w:ilvl="3"/>
+    <w:lvlOverride w:ilvl="4"/>
+    <w:lvlOverride w:ilvl="5"/>
+    <w:lvlOverride w:ilvl="6"/>
+    <w:lvlOverride w:ilvl="7"/>
+    <w:lvlOverride w:ilvl="8"/>
+  </w:num>
+  <w:num w:numId="8" w16cid:durableId="731464992">
+    <w:abstractNumId w:val="7"/>
+    <w:lvlOverride w:ilvl="0">
+      <w:startOverride w:val="1"/>
+    </w:lvlOverride>
+    <w:lvlOverride w:ilvl="1">
+      <w:startOverride w:val="1"/>
+    </w:lvlOverride>
+    <w:lvlOverride w:ilvl="2">
+      <w:startOverride w:val="1"/>
+    </w:lvlOverride>
+    <w:lvlOverride w:ilvl="3">
+      <w:startOverride w:val="1"/>
+    </w:lvlOverride>
+    <w:lvlOverride w:ilvl="4">
+      <w:startOverride w:val="1"/>
+    </w:lvlOverride>
+    <w:lvlOverride w:ilvl="5">
+      <w:startOverride w:val="1"/>
+    </w:lvlOverride>
+    <w:lvlOverride w:ilvl="6">
+      <w:startOverride w:val="1"/>
+    </w:lvlOverride>
+    <w:lvlOverride w:ilvl="7">
+      <w:startOverride w:val="1"/>
+    </w:lvlOverride>
+    <w:lvlOverride w:ilvl="8">
+      <w:startOverride w:val="1"/>
+    </w:lvlOverride>
+  </w:num>
+  <w:num w:numId="9" w16cid:durableId="670835791">
+    <w:abstractNumId w:val="1"/>
+    <w:lvlOverride w:ilvl="0"/>
+    <w:lvlOverride w:ilvl="1"/>
+    <w:lvlOverride w:ilvl="2"/>
+    <w:lvlOverride w:ilvl="3"/>
+    <w:lvlOverride w:ilvl="4"/>
+    <w:lvlOverride w:ilvl="5"/>
+    <w:lvlOverride w:ilvl="6"/>
+    <w:lvlOverride w:ilvl="7"/>
+    <w:lvlOverride w:ilvl="8"/>
+  </w:num>
+  <w:num w:numId="10" w16cid:durableId="1553299305">
+    <w:abstractNumId w:val="4"/>
+    <w:lvlOverride w:ilvl="0">
+      <w:startOverride w:val="1"/>
+    </w:lvlOverride>
+    <w:lvlOverride w:ilvl="1">
+      <w:startOverride w:val="1"/>
+    </w:lvlOverride>
+    <w:lvlOverride w:ilvl="2">
+      <w:startOverride w:val="1"/>
+    </w:lvlOverride>
+    <w:lvlOverride w:ilvl="3">
+      <w:startOverride w:val="1"/>
+    </w:lvlOverride>
+    <w:lvlOverride w:ilvl="4">
+      <w:startOverride w:val="1"/>
+    </w:lvlOverride>
+    <w:lvlOverride w:ilvl="5">
+      <w:startOverride w:val="1"/>
+    </w:lvlOverride>
+    <w:lvlOverride w:ilvl="6">
+      <w:startOverride w:val="1"/>
+    </w:lvlOverride>
+    <w:lvlOverride w:ilvl="7">
+      <w:startOverride w:val="1"/>
+    </w:lvlOverride>
+    <w:lvlOverride w:ilvl="8">
+      <w:startOverride w:val="1"/>
+    </w:lvlOverride>
+  </w:num>
+  <w:num w:numId="11" w16cid:durableId="1866366234">
+    <w:abstractNumId w:val="2"/>
+    <w:lvlOverride w:ilvl="0"/>
+    <w:lvlOverride w:ilvl="1"/>
+    <w:lvlOverride w:ilvl="2"/>
+    <w:lvlOverride w:ilvl="3"/>
+    <w:lvlOverride w:ilvl="4"/>
+    <w:lvlOverride w:ilvl="5"/>
+    <w:lvlOverride w:ilvl="6"/>
+    <w:lvlOverride w:ilvl="7"/>
+    <w:lvlOverride w:ilvl="8"/>
   </w:num>
 </w:numbering>
 </file>
@@ -3139,15 +3520,6 @@
   <w:style w:type="paragraph" w:default="1" w:styleId="Normal">
     <w:name w:val="Normal"/>
     <w:qFormat/>
-    <w:rsid w:val="00C6545C"/>
-    <w:pPr>
-      <w:spacing w:line="259" w:lineRule="auto"/>
-    </w:pPr>
-    <w:rPr>
-      <w:sz w:val="22"/>
-      <w:szCs w:val="22"/>
-      <w:lang w:bidi="ar-SA"/>
-    </w:rPr>
   </w:style>
   <w:style w:type="paragraph" w:styleId="Heading1">
     <w:name w:val="heading 1"/>
@@ -3156,7 +3528,7 @@
     <w:link w:val="Heading1Char"/>
     <w:uiPriority w:val="9"/>
     <w:qFormat/>
-    <w:rsid w:val="00C6545C"/>
+    <w:rsid w:val="00A42B3D"/>
     <w:pPr>
       <w:keepNext/>
       <w:keepLines/>
@@ -3179,7 +3551,7 @@
     <w:semiHidden/>
     <w:unhideWhenUsed/>
     <w:qFormat/>
-    <w:rsid w:val="00C6545C"/>
+    <w:rsid w:val="00A42B3D"/>
     <w:pPr>
       <w:keepNext/>
       <w:keepLines/>
@@ -3202,7 +3574,7 @@
     <w:semiHidden/>
     <w:unhideWhenUsed/>
     <w:qFormat/>
-    <w:rsid w:val="00C6545C"/>
+    <w:rsid w:val="00A42B3D"/>
     <w:pPr>
       <w:keepNext/>
       <w:keepLines/>
@@ -3225,7 +3597,7 @@
     <w:semiHidden/>
     <w:unhideWhenUsed/>
     <w:qFormat/>
-    <w:rsid w:val="00C6545C"/>
+    <w:rsid w:val="00A42B3D"/>
     <w:pPr>
       <w:keepNext/>
       <w:keepLines/>
@@ -3248,7 +3620,7 @@
     <w:semiHidden/>
     <w:unhideWhenUsed/>
     <w:qFormat/>
-    <w:rsid w:val="00C6545C"/>
+    <w:rsid w:val="00A42B3D"/>
     <w:pPr>
       <w:keepNext/>
       <w:keepLines/>
@@ -3269,7 +3641,7 @@
     <w:semiHidden/>
     <w:unhideWhenUsed/>
     <w:qFormat/>
-    <w:rsid w:val="00C6545C"/>
+    <w:rsid w:val="00A42B3D"/>
     <w:pPr>
       <w:keepNext/>
       <w:keepLines/>
@@ -3292,7 +3664,7 @@
     <w:semiHidden/>
     <w:unhideWhenUsed/>
     <w:qFormat/>
-    <w:rsid w:val="00C6545C"/>
+    <w:rsid w:val="00A42B3D"/>
     <w:pPr>
       <w:keepNext/>
       <w:keepLines/>
@@ -3313,7 +3685,7 @@
     <w:semiHidden/>
     <w:unhideWhenUsed/>
     <w:qFormat/>
-    <w:rsid w:val="00C6545C"/>
+    <w:rsid w:val="00A42B3D"/>
     <w:pPr>
       <w:keepNext/>
       <w:keepLines/>
@@ -3336,7 +3708,7 @@
     <w:semiHidden/>
     <w:unhideWhenUsed/>
     <w:qFormat/>
-    <w:rsid w:val="00C6545C"/>
+    <w:rsid w:val="00A42B3D"/>
     <w:pPr>
       <w:keepNext/>
       <w:keepLines/>
@@ -3351,7 +3723,6 @@
   <w:style w:type="character" w:default="1" w:styleId="DefaultParagraphFont">
     <w:name w:val="Default Paragraph Font"/>
     <w:uiPriority w:val="1"/>
-    <w:semiHidden/>
     <w:unhideWhenUsed/>
   </w:style>
   <w:style w:type="table" w:default="1" w:styleId="TableNormal">
@@ -3380,7 +3751,7 @@
     <w:basedOn w:val="DefaultParagraphFont"/>
     <w:link w:val="Heading1"/>
     <w:uiPriority w:val="9"/>
-    <w:rsid w:val="00C6545C"/>
+    <w:rsid w:val="00A42B3D"/>
     <w:rPr>
       <w:rFonts w:asciiTheme="majorHAnsi" w:eastAsiaTheme="majorEastAsia" w:hAnsiTheme="majorHAnsi" w:cstheme="majorBidi"/>
       <w:color w:val="0F4761" w:themeColor="accent1" w:themeShade="BF"/>
@@ -3394,7 +3765,7 @@
     <w:link w:val="Heading2"/>
     <w:uiPriority w:val="9"/>
     <w:semiHidden/>
-    <w:rsid w:val="00C6545C"/>
+    <w:rsid w:val="00A42B3D"/>
     <w:rPr>
       <w:rFonts w:asciiTheme="majorHAnsi" w:eastAsiaTheme="majorEastAsia" w:hAnsiTheme="majorHAnsi" w:cstheme="majorBidi"/>
       <w:color w:val="0F4761" w:themeColor="accent1" w:themeShade="BF"/>
@@ -3408,7 +3779,7 @@
     <w:link w:val="Heading3"/>
     <w:uiPriority w:val="9"/>
     <w:semiHidden/>
-    <w:rsid w:val="00C6545C"/>
+    <w:rsid w:val="00A42B3D"/>
     <w:rPr>
       <w:rFonts w:eastAsiaTheme="majorEastAsia" w:cstheme="majorBidi"/>
       <w:color w:val="0F4761" w:themeColor="accent1" w:themeShade="BF"/>
@@ -3422,7 +3793,7 @@
     <w:link w:val="Heading4"/>
     <w:uiPriority w:val="9"/>
     <w:semiHidden/>
-    <w:rsid w:val="00C6545C"/>
+    <w:rsid w:val="00A42B3D"/>
     <w:rPr>
       <w:rFonts w:eastAsiaTheme="majorEastAsia" w:cstheme="majorBidi"/>
       <w:i/>
@@ -3436,7 +3807,7 @@
     <w:link w:val="Heading5"/>
     <w:uiPriority w:val="9"/>
     <w:semiHidden/>
-    <w:rsid w:val="00C6545C"/>
+    <w:rsid w:val="00A42B3D"/>
     <w:rPr>
       <w:rFonts w:eastAsiaTheme="majorEastAsia" w:cstheme="majorBidi"/>
       <w:color w:val="0F4761" w:themeColor="accent1" w:themeShade="BF"/>
@@ -3448,7 +3819,7 @@
     <w:link w:val="Heading6"/>
     <w:uiPriority w:val="9"/>
     <w:semiHidden/>
-    <w:rsid w:val="00C6545C"/>
+    <w:rsid w:val="00A42B3D"/>
     <w:rPr>
       <w:rFonts w:eastAsiaTheme="majorEastAsia" w:cstheme="majorBidi"/>
       <w:i/>
@@ -3462,7 +3833,7 @@
     <w:link w:val="Heading7"/>
     <w:uiPriority w:val="9"/>
     <w:semiHidden/>
-    <w:rsid w:val="00C6545C"/>
+    <w:rsid w:val="00A42B3D"/>
     <w:rPr>
       <w:rFonts w:eastAsiaTheme="majorEastAsia" w:cstheme="majorBidi"/>
       <w:color w:val="595959" w:themeColor="text1" w:themeTint="A6"/>
@@ -3474,7 +3845,7 @@
     <w:link w:val="Heading8"/>
     <w:uiPriority w:val="9"/>
     <w:semiHidden/>
-    <w:rsid w:val="00C6545C"/>
+    <w:rsid w:val="00A42B3D"/>
     <w:rPr>
       <w:rFonts w:eastAsiaTheme="majorEastAsia" w:cstheme="majorBidi"/>
       <w:i/>
@@ -3488,7 +3859,7 @@
     <w:link w:val="Heading9"/>
     <w:uiPriority w:val="9"/>
     <w:semiHidden/>
-    <w:rsid w:val="00C6545C"/>
+    <w:rsid w:val="00A42B3D"/>
     <w:rPr>
       <w:rFonts w:eastAsiaTheme="majorEastAsia" w:cstheme="majorBidi"/>
       <w:color w:val="272727" w:themeColor="text1" w:themeTint="D8"/>
@@ -3501,7 +3872,7 @@
     <w:link w:val="TitleChar"/>
     <w:uiPriority w:val="10"/>
     <w:qFormat/>
-    <w:rsid w:val="00C6545C"/>
+    <w:rsid w:val="00A42B3D"/>
     <w:pPr>
       <w:spacing w:after="80" w:line="240" w:lineRule="auto"/>
       <w:contextualSpacing/>
@@ -3519,7 +3890,7 @@
     <w:basedOn w:val="DefaultParagraphFont"/>
     <w:link w:val="Title"/>
     <w:uiPriority w:val="10"/>
-    <w:rsid w:val="00C6545C"/>
+    <w:rsid w:val="00A42B3D"/>
     <w:rPr>
       <w:rFonts w:asciiTheme="majorHAnsi" w:eastAsiaTheme="majorEastAsia" w:hAnsiTheme="majorHAnsi" w:cstheme="majorBidi"/>
       <w:spacing w:val="-10"/>
@@ -3535,7 +3906,7 @@
     <w:link w:val="SubtitleChar"/>
     <w:uiPriority w:val="11"/>
     <w:qFormat/>
-    <w:rsid w:val="00C6545C"/>
+    <w:rsid w:val="00A42B3D"/>
     <w:pPr>
       <w:numPr>
         <w:ilvl w:val="1"/>
@@ -3554,7 +3925,7 @@
     <w:basedOn w:val="DefaultParagraphFont"/>
     <w:link w:val="Subtitle"/>
     <w:uiPriority w:val="11"/>
-    <w:rsid w:val="00C6545C"/>
+    <w:rsid w:val="00A42B3D"/>
     <w:rPr>
       <w:rFonts w:eastAsiaTheme="majorEastAsia" w:cstheme="majorBidi"/>
       <w:color w:val="595959" w:themeColor="text1" w:themeTint="A6"/>
@@ -3570,7 +3941,7 @@
     <w:link w:val="QuoteChar"/>
     <w:uiPriority w:val="29"/>
     <w:qFormat/>
-    <w:rsid w:val="00C6545C"/>
+    <w:rsid w:val="00A42B3D"/>
     <w:pPr>
       <w:spacing w:before="160"/>
       <w:jc w:val="center"/>
@@ -3586,7 +3957,7 @@
     <w:basedOn w:val="DefaultParagraphFont"/>
     <w:link w:val="Quote"/>
     <w:uiPriority w:val="29"/>
-    <w:rsid w:val="00C6545C"/>
+    <w:rsid w:val="00A42B3D"/>
     <w:rPr>
       <w:i/>
       <w:iCs/>
@@ -3598,7 +3969,7 @@
     <w:basedOn w:val="Normal"/>
     <w:uiPriority w:val="34"/>
     <w:qFormat/>
-    <w:rsid w:val="00C6545C"/>
+    <w:rsid w:val="00A42B3D"/>
     <w:pPr>
       <w:ind w:left="720"/>
       <w:contextualSpacing/>
@@ -3609,7 +3980,7 @@
     <w:basedOn w:val="DefaultParagraphFont"/>
     <w:uiPriority w:val="21"/>
     <w:qFormat/>
-    <w:rsid w:val="00C6545C"/>
+    <w:rsid w:val="00A42B3D"/>
     <w:rPr>
       <w:i/>
       <w:iCs/>
@@ -3623,7 +3994,7 @@
     <w:link w:val="IntenseQuoteChar"/>
     <w:uiPriority w:val="30"/>
     <w:qFormat/>
-    <w:rsid w:val="00C6545C"/>
+    <w:rsid w:val="00A42B3D"/>
     <w:pPr>
       <w:pBdr>
         <w:top w:val="single" w:sz="4" w:space="10" w:color="0F4761" w:themeColor="accent1" w:themeShade="BF"/>
@@ -3644,7 +4015,7 @@
     <w:basedOn w:val="DefaultParagraphFont"/>
     <w:link w:val="IntenseQuote"/>
     <w:uiPriority w:val="30"/>
-    <w:rsid w:val="00C6545C"/>
+    <w:rsid w:val="00A42B3D"/>
     <w:rPr>
       <w:i/>
       <w:iCs/>
@@ -3656,7 +4027,7 @@
     <w:basedOn w:val="DefaultParagraphFont"/>
     <w:uiPriority w:val="32"/>
     <w:qFormat/>
-    <w:rsid w:val="00C6545C"/>
+    <w:rsid w:val="00A42B3D"/>
     <w:rPr>
       <w:b/>
       <w:bCs/>
